--- a/DesignPatterns/Adapter Design Pattern/Notes.docx
+++ b/DesignPatterns/Adapter Design Pattern/Notes.docx
@@ -158,18 +158,258 @@
         </w:rPr>
         <w:t xml:space="preserve">Link - </w:t>
       </w:r>
-      <w:r>
-        <w:rPr>
-          <w:rFonts w:ascii="Arial" w:hAnsi="Arial" w:cs="Arial"/>
-          <w:color w:val="000000"/>
-        </w:rPr>
-        <w:t>https://www.tutorialspoint.com/design_pattern/adapter_pattern.htm</w:t>
-      </w:r>
+      <w:hyperlink r:id="rId5" w:history="1">
+        <w:r>
+          <w:rPr>
+            <w:rStyle w:val="Hyperlink"/>
+            <w:rFonts w:ascii="Arial" w:hAnsi="Arial" w:cs="Arial"/>
+          </w:rPr>
+          <w:t>https://www.tutorialspoint.com/design_pattern/adapter_pattern.htm</w:t>
+        </w:r>
+      </w:hyperlink>
     </w:p>
     <w:p>
+      <w:pPr>
+        <w:pStyle w:val="NormalWeb"/>
+        <w:spacing w:before="120" w:beforeAutospacing="0" w:after="144" w:afterAutospacing="0"/>
+        <w:ind w:left="48" w:right="48"/>
+        <w:jc w:val="both"/>
+        <w:rPr>
+          <w:rFonts w:ascii="Arial" w:hAnsi="Arial" w:cs="Arial"/>
+          <w:color w:val="000000"/>
+        </w:rPr>
+      </w:pPr>
+    </w:p>
+    <w:p>
+      <w:pPr>
+        <w:pStyle w:val="NormalWeb"/>
+        <w:spacing w:before="120" w:beforeAutospacing="0" w:after="144" w:afterAutospacing="0"/>
+        <w:ind w:left="48" w:right="48"/>
+        <w:jc w:val="both"/>
+        <w:rPr>
+          <w:rFonts w:ascii="Arial" w:hAnsi="Arial" w:cs="Arial"/>
+          <w:color w:val="000000"/>
+        </w:rPr>
+      </w:pPr>
+    </w:p>
+    <w:p>
+      <w:pPr>
+        <w:shd w:val="clear" w:color="auto" w:fill="FFFFFF"/>
+        <w:spacing w:before="100" w:beforeAutospacing="1" w:after="100" w:afterAutospacing="1" w:line="240" w:lineRule="auto"/>
+        <w:jc w:val="both"/>
+        <w:rPr>
+          <w:rFonts w:ascii="Segoe UI" w:eastAsia="Times New Roman" w:hAnsi="Segoe UI" w:cs="Segoe UI"/>
+          <w:color w:val="333333"/>
+          <w:sz w:val="24"/>
+          <w:szCs w:val="24"/>
+        </w:rPr>
+      </w:pPr>
+      <w:r>
+        <w:rPr>
+          <w:rFonts w:ascii="Segoe UI" w:eastAsia="Times New Roman" w:hAnsi="Segoe UI" w:cs="Segoe UI"/>
+          <w:color w:val="333333"/>
+          <w:sz w:val="24"/>
+          <w:szCs w:val="24"/>
+        </w:rPr>
+        <w:t>There are the following specifications for the adapter pattern:</w:t>
+      </w:r>
+    </w:p>
+    <w:p>
+      <w:pPr>
+        <w:numPr>
+          <w:ilvl w:val="0"/>
+          <w:numId w:val="1"/>
+        </w:numPr>
+        <w:shd w:val="clear" w:color="auto" w:fill="FFFFFF"/>
+        <w:spacing w:before="60" w:after="100" w:afterAutospacing="1" w:line="375" w:lineRule="atLeast"/>
+        <w:jc w:val="both"/>
+        <w:rPr>
+          <w:rFonts w:ascii="Segoe UI" w:eastAsia="Times New Roman" w:hAnsi="Segoe UI" w:cs="Segoe UI"/>
+          <w:color w:val="000000"/>
+          <w:sz w:val="24"/>
+          <w:szCs w:val="24"/>
+        </w:rPr>
+      </w:pPr>
+      <w:r>
+        <w:rPr>
+          <w:rFonts w:ascii="Segoe UI" w:eastAsia="Times New Roman" w:hAnsi="Segoe UI" w:cs="Segoe UI"/>
+          <w:b/>
+          <w:bCs/>
+          <w:color w:val="000000"/>
+          <w:sz w:val="24"/>
+          <w:szCs w:val="24"/>
+        </w:rPr>
+        <w:t>Target Interface:</w:t>
+      </w:r>
+      <w:r>
+        <w:rPr>
+          <w:rFonts w:ascii="Segoe UI" w:eastAsia="Times New Roman" w:hAnsi="Segoe UI" w:cs="Segoe UI"/>
+          <w:color w:val="000000"/>
+          <w:sz w:val="24"/>
+          <w:szCs w:val="24"/>
+        </w:rPr>
+        <w:t> This is the desired interface class which will be used by the clients.</w:t>
+      </w:r>
+    </w:p>
+    <w:p>
+      <w:pPr>
+        <w:numPr>
+          <w:ilvl w:val="0"/>
+          <w:numId w:val="1"/>
+        </w:numPr>
+        <w:shd w:val="clear" w:color="auto" w:fill="FFFFFF"/>
+        <w:spacing w:before="60" w:after="100" w:afterAutospacing="1" w:line="375" w:lineRule="atLeast"/>
+        <w:jc w:val="both"/>
+        <w:rPr>
+          <w:rFonts w:ascii="Segoe UI" w:eastAsia="Times New Roman" w:hAnsi="Segoe UI" w:cs="Segoe UI"/>
+          <w:color w:val="000000"/>
+          <w:sz w:val="24"/>
+          <w:szCs w:val="24"/>
+        </w:rPr>
+      </w:pPr>
+      <w:r>
+        <w:rPr>
+          <w:rFonts w:ascii="Segoe UI" w:eastAsia="Times New Roman" w:hAnsi="Segoe UI" w:cs="Segoe UI"/>
+          <w:b/>
+          <w:bCs/>
+          <w:color w:val="000000"/>
+          <w:sz w:val="24"/>
+          <w:szCs w:val="24"/>
+        </w:rPr>
+        <w:t>Adapter class:</w:t>
+      </w:r>
+      <w:r>
+        <w:rPr>
+          <w:rFonts w:ascii="Segoe UI" w:eastAsia="Times New Roman" w:hAnsi="Segoe UI" w:cs="Segoe UI"/>
+          <w:color w:val="000000"/>
+          <w:sz w:val="24"/>
+          <w:szCs w:val="24"/>
+        </w:rPr>
+        <w:t xml:space="preserve"> This class is a wrapper class which implements the desired target interface and modifies the specific request available from the </w:t>
+      </w:r>
+      <w:proofErr w:type="spellStart"/>
+      <w:r>
+        <w:rPr>
+          <w:rFonts w:ascii="Segoe UI" w:eastAsia="Times New Roman" w:hAnsi="Segoe UI" w:cs="Segoe UI"/>
+          <w:color w:val="000000"/>
+          <w:sz w:val="24"/>
+          <w:szCs w:val="24"/>
+        </w:rPr>
+        <w:t>Adaptee</w:t>
+      </w:r>
+      <w:proofErr w:type="spellEnd"/>
+      <w:r>
+        <w:rPr>
+          <w:rFonts w:ascii="Segoe UI" w:eastAsia="Times New Roman" w:hAnsi="Segoe UI" w:cs="Segoe UI"/>
+          <w:color w:val="000000"/>
+          <w:sz w:val="24"/>
+          <w:szCs w:val="24"/>
+        </w:rPr>
+        <w:t xml:space="preserve"> class.</w:t>
+      </w:r>
+    </w:p>
+    <w:p>
+      <w:pPr>
+        <w:numPr>
+          <w:ilvl w:val="0"/>
+          <w:numId w:val="1"/>
+        </w:numPr>
+        <w:shd w:val="clear" w:color="auto" w:fill="FFFFFF"/>
+        <w:spacing w:before="60" w:after="100" w:afterAutospacing="1" w:line="375" w:lineRule="atLeast"/>
+        <w:jc w:val="both"/>
+        <w:rPr>
+          <w:rFonts w:ascii="Segoe UI" w:eastAsia="Times New Roman" w:hAnsi="Segoe UI" w:cs="Segoe UI"/>
+          <w:color w:val="000000"/>
+          <w:sz w:val="24"/>
+          <w:szCs w:val="24"/>
+        </w:rPr>
+      </w:pPr>
+      <w:proofErr w:type="spellStart"/>
+      <w:r>
+        <w:rPr>
+          <w:rFonts w:ascii="Segoe UI" w:eastAsia="Times New Roman" w:hAnsi="Segoe UI" w:cs="Segoe UI"/>
+          <w:b/>
+          <w:bCs/>
+          <w:color w:val="000000"/>
+          <w:sz w:val="24"/>
+          <w:szCs w:val="24"/>
+        </w:rPr>
+        <w:t>Adaptee</w:t>
+      </w:r>
+      <w:proofErr w:type="spellEnd"/>
+      <w:r>
+        <w:rPr>
+          <w:rFonts w:ascii="Segoe UI" w:eastAsia="Times New Roman" w:hAnsi="Segoe UI" w:cs="Segoe UI"/>
+          <w:b/>
+          <w:bCs/>
+          <w:color w:val="000000"/>
+          <w:sz w:val="24"/>
+          <w:szCs w:val="24"/>
+        </w:rPr>
+        <w:t xml:space="preserve"> class:</w:t>
+      </w:r>
+      <w:r>
+        <w:rPr>
+          <w:rFonts w:ascii="Segoe UI" w:eastAsia="Times New Roman" w:hAnsi="Segoe UI" w:cs="Segoe UI"/>
+          <w:color w:val="000000"/>
+          <w:sz w:val="24"/>
+          <w:szCs w:val="24"/>
+        </w:rPr>
+        <w:t> This is the class which is used by the Adapter class to reuse the existing functionality and modify them for desired use.</w:t>
+      </w:r>
+    </w:p>
+    <w:p>
+      <w:pPr>
+        <w:numPr>
+          <w:ilvl w:val="0"/>
+          <w:numId w:val="1"/>
+        </w:numPr>
+        <w:shd w:val="clear" w:color="auto" w:fill="FFFFFF"/>
+        <w:spacing w:before="60" w:after="100" w:afterAutospacing="1" w:line="375" w:lineRule="atLeast"/>
+        <w:jc w:val="both"/>
+        <w:rPr>
+          <w:rFonts w:ascii="Segoe UI" w:eastAsia="Times New Roman" w:hAnsi="Segoe UI" w:cs="Segoe UI"/>
+          <w:color w:val="000000"/>
+          <w:sz w:val="24"/>
+          <w:szCs w:val="24"/>
+        </w:rPr>
+      </w:pPr>
+      <w:r>
+        <w:rPr>
+          <w:rFonts w:ascii="Segoe UI" w:eastAsia="Times New Roman" w:hAnsi="Segoe UI" w:cs="Segoe UI"/>
+          <w:b/>
+          <w:bCs/>
+          <w:color w:val="000000"/>
+          <w:sz w:val="24"/>
+          <w:szCs w:val="24"/>
+        </w:rPr>
+        <w:t>Client:</w:t>
+      </w:r>
+      <w:r>
+        <w:rPr>
+          <w:rFonts w:ascii="Segoe UI" w:eastAsia="Times New Roman" w:hAnsi="Segoe UI" w:cs="Segoe UI"/>
+          <w:color w:val="000000"/>
+          <w:sz w:val="24"/>
+          <w:szCs w:val="24"/>
+        </w:rPr>
+        <w:t> This class will interact with the Adapter class.</w:t>
+      </w:r>
+    </w:p>
+    <w:p>
+      <w:pPr>
+        <w:pStyle w:val="NormalWeb"/>
+        <w:spacing w:before="120" w:beforeAutospacing="0" w:after="144" w:afterAutospacing="0"/>
+        <w:ind w:left="48" w:right="48"/>
+        <w:jc w:val="both"/>
+        <w:rPr>
+          <w:rFonts w:ascii="Arial" w:hAnsi="Arial" w:cs="Arial"/>
+          <w:color w:val="000000"/>
+        </w:rPr>
+      </w:pPr>
       <w:bookmarkStart w:id="0" w:name="_GoBack"/>
       <w:bookmarkEnd w:id="0"/>
     </w:p>
+    <w:p/>
     <w:sectPr>
       <w:pgSz w:w="12240" w:h="15840"/>
       <w:pgMar w:top="1440" w:right="1440" w:bottom="1440" w:left="1440" w:header="720" w:footer="720" w:gutter="0"/>
@@ -178,6 +418,163 @@
     </w:sectPr>
   </w:body>
 </w:document>
+</file>
+
+<file path=word/numbering.xml><?xml version="1.0" encoding="utf-8"?>
+<w:numbering xmlns:wpc="http://schemas.microsoft.com/office/word/2010/wordprocessingCanvas" xmlns:cx="http://schemas.microsoft.com/office/drawing/2014/chartex" xmlns:cx1="http://schemas.microsoft.com/office/drawing/2015/9/8/chartex" xmlns:cx2="http://schemas.microsoft.com/office/drawing/2015/10/21/chartex" xmlns:cx3="http://schemas.microsoft.com/office/drawing/2016/5/9/chartex" xmlns:cx4="http://schemas.microsoft.com/office/drawing/2016/5/10/chartex" xmlns:cx5="http://schemas.microsoft.com/office/drawing/2016/5/11/chartex" xmlns:cx6="http://schemas.microsoft.com/office/drawing/2016/5/12/chartex" xmlns:cx7="http://schemas.microsoft.com/office/drawing/2016/5/13/chartex" xmlns:cx8="http://schemas.microsoft.com/office/drawing/2016/5/14/chartex" xmlns:mc="http://schemas.openxmlformats.org/markup-compatibility/2006" xmlns:aink="http://schemas.microsoft.com/office/drawing/2016/ink" xmlns:am3d="http://schemas.microsoft.com/office/drawing/2017/model3d" xmlns:o="urn:schemas-microsoft-com:office:office" xmlns:r="http://schemas.openxmlformats.org/officeDocument/2006/relationships" xmlns:m="http://schemas.openxmlformats.org/officeDocument/2006/math" xmlns:v="urn:schemas-microsoft-com:vml" xmlns:wp14="http://schemas.microsoft.com/office/word/2010/wordprocessingDrawing" xmlns:wp="http://schemas.openxmlformats.org/drawingml/2006/wordprocessingDrawing" xmlns:w10="urn:schemas-microsoft-com:office:word" xmlns:w="http://schemas.openxmlformats.org/wordprocessingml/2006/main" xmlns:w14="http://schemas.microsoft.com/office/word/2010/wordml" xmlns:w15="http://schemas.microsoft.com/office/word/2012/wordml" xmlns:w16cid="http://schemas.microsoft.com/office/word/2016/wordml/cid" xmlns:w16se="http://schemas.microsoft.com/office/word/2015/wordml/symex" xmlns:wpg="http://schemas.microsoft.com/office/word/2010/wordprocessingGroup" xmlns:wpi="http://schemas.microsoft.com/office/word/2010/wordprocessingInk" xmlns:wne="http://schemas.microsoft.com/office/word/2006/wordml" xmlns:wps="http://schemas.microsoft.com/office/word/2010/wordprocessingShape" mc:Ignorable="w14 w15 w16se w16cid wp14">
+  <w:abstractNum w:abstractNumId="0" w15:restartNumberingAfterBreak="0">
+    <w:nsid w:val="53D856EA"/>
+    <w:multiLevelType w:val="multilevel"/>
+    <w:tmpl w:val="10A83DF6"/>
+    <w:lvl w:ilvl="0">
+      <w:start w:val="1"/>
+      <w:numFmt w:val="bullet"/>
+      <w:lvlText w:val="o"/>
+      <w:lvlJc w:val="left"/>
+      <w:pPr>
+        <w:tabs>
+          <w:tab w:val="num" w:pos="720"/>
+        </w:tabs>
+        <w:ind w:left="720" w:hanging="360"/>
+      </w:pPr>
+      <w:rPr>
+        <w:rFonts w:ascii="Courier New" w:hAnsi="Courier New" w:hint="default"/>
+        <w:sz w:val="20"/>
+      </w:rPr>
+    </w:lvl>
+    <w:lvl w:ilvl="1" w:tentative="1">
+      <w:start w:val="1"/>
+      <w:numFmt w:val="bullet"/>
+      <w:lvlText w:val="o"/>
+      <w:lvlJc w:val="left"/>
+      <w:pPr>
+        <w:tabs>
+          <w:tab w:val="num" w:pos="1440"/>
+        </w:tabs>
+        <w:ind w:left="1440" w:hanging="360"/>
+      </w:pPr>
+      <w:rPr>
+        <w:rFonts w:ascii="Courier New" w:hAnsi="Courier New" w:hint="default"/>
+        <w:sz w:val="20"/>
+      </w:rPr>
+    </w:lvl>
+    <w:lvl w:ilvl="2" w:tentative="1">
+      <w:start w:val="1"/>
+      <w:numFmt w:val="bullet"/>
+      <w:lvlText w:val="o"/>
+      <w:lvlJc w:val="left"/>
+      <w:pPr>
+        <w:tabs>
+          <w:tab w:val="num" w:pos="2160"/>
+        </w:tabs>
+        <w:ind w:left="2160" w:hanging="360"/>
+      </w:pPr>
+      <w:rPr>
+        <w:rFonts w:ascii="Courier New" w:hAnsi="Courier New" w:hint="default"/>
+        <w:sz w:val="20"/>
+      </w:rPr>
+    </w:lvl>
+    <w:lvl w:ilvl="3" w:tentative="1">
+      <w:start w:val="1"/>
+      <w:numFmt w:val="bullet"/>
+      <w:lvlText w:val="o"/>
+      <w:lvlJc w:val="left"/>
+      <w:pPr>
+        <w:tabs>
+          <w:tab w:val="num" w:pos="2880"/>
+        </w:tabs>
+        <w:ind w:left="2880" w:hanging="360"/>
+      </w:pPr>
+      <w:rPr>
+        <w:rFonts w:ascii="Courier New" w:hAnsi="Courier New" w:hint="default"/>
+        <w:sz w:val="20"/>
+      </w:rPr>
+    </w:lvl>
+    <w:lvl w:ilvl="4" w:tentative="1">
+      <w:start w:val="1"/>
+      <w:numFmt w:val="bullet"/>
+      <w:lvlText w:val="o"/>
+      <w:lvlJc w:val="left"/>
+      <w:pPr>
+        <w:tabs>
+          <w:tab w:val="num" w:pos="3600"/>
+        </w:tabs>
+        <w:ind w:left="3600" w:hanging="360"/>
+      </w:pPr>
+      <w:rPr>
+        <w:rFonts w:ascii="Courier New" w:hAnsi="Courier New" w:hint="default"/>
+        <w:sz w:val="20"/>
+      </w:rPr>
+    </w:lvl>
+    <w:lvl w:ilvl="5" w:tentative="1">
+      <w:start w:val="1"/>
+      <w:numFmt w:val="bullet"/>
+      <w:lvlText w:val="o"/>
+      <w:lvlJc w:val="left"/>
+      <w:pPr>
+        <w:tabs>
+          <w:tab w:val="num" w:pos="4320"/>
+        </w:tabs>
+        <w:ind w:left="4320" w:hanging="360"/>
+      </w:pPr>
+      <w:rPr>
+        <w:rFonts w:ascii="Courier New" w:hAnsi="Courier New" w:hint="default"/>
+        <w:sz w:val="20"/>
+      </w:rPr>
+    </w:lvl>
+    <w:lvl w:ilvl="6" w:tentative="1">
+      <w:start w:val="1"/>
+      <w:numFmt w:val="bullet"/>
+      <w:lvlText w:val="o"/>
+      <w:lvlJc w:val="left"/>
+      <w:pPr>
+        <w:tabs>
+          <w:tab w:val="num" w:pos="5040"/>
+        </w:tabs>
+        <w:ind w:left="5040" w:hanging="360"/>
+      </w:pPr>
+      <w:rPr>
+        <w:rFonts w:ascii="Courier New" w:hAnsi="Courier New" w:hint="default"/>
+        <w:sz w:val="20"/>
+      </w:rPr>
+    </w:lvl>
+    <w:lvl w:ilvl="7" w:tentative="1">
+      <w:start w:val="1"/>
+      <w:numFmt w:val="bullet"/>
+      <w:lvlText w:val="o"/>
+      <w:lvlJc w:val="left"/>
+      <w:pPr>
+        <w:tabs>
+          <w:tab w:val="num" w:pos="5760"/>
+        </w:tabs>
+        <w:ind w:left="5760" w:hanging="360"/>
+      </w:pPr>
+      <w:rPr>
+        <w:rFonts w:ascii="Courier New" w:hAnsi="Courier New" w:hint="default"/>
+        <w:sz w:val="20"/>
+      </w:rPr>
+    </w:lvl>
+    <w:lvl w:ilvl="8" w:tentative="1">
+      <w:start w:val="1"/>
+      <w:numFmt w:val="bullet"/>
+      <w:lvlText w:val="o"/>
+      <w:lvlJc w:val="left"/>
+      <w:pPr>
+        <w:tabs>
+          <w:tab w:val="num" w:pos="6480"/>
+        </w:tabs>
+        <w:ind w:left="6480" w:hanging="360"/>
+      </w:pPr>
+      <w:rPr>
+        <w:rFonts w:ascii="Courier New" w:hAnsi="Courier New" w:hint="default"/>
+        <w:sz w:val="20"/>
+      </w:rPr>
+    </w:lvl>
+  </w:abstractNum>
+  <w:num w:numId="1">
+    <w:abstractNumId w:val="0"/>
+  </w:num>
+</w:numbering>
 </file>
 
 <file path=word/styles.xml><?xml version="1.0" encoding="utf-8"?>
@@ -621,6 +1018,29 @@
       <w:szCs w:val="24"/>
     </w:rPr>
   </w:style>
+  <w:style w:type="character" w:styleId="Hyperlink">
+    <w:name w:val="Hyperlink"/>
+    <w:basedOn w:val="DefaultParagraphFont"/>
+    <w:uiPriority w:val="99"/>
+    <w:unhideWhenUsed/>
+    <w:rsid w:val="003004F4"/>
+    <w:rPr>
+      <w:color w:val="0563C1" w:themeColor="hyperlink"/>
+      <w:u w:val="single"/>
+    </w:rPr>
+  </w:style>
+  <w:style w:type="character" w:styleId="UnresolvedMention">
+    <w:name w:val="Unresolved Mention"/>
+    <w:basedOn w:val="DefaultParagraphFont"/>
+    <w:uiPriority w:val="99"/>
+    <w:semiHidden/>
+    <w:unhideWhenUsed/>
+    <w:rsid w:val="003004F4"/>
+    <w:rPr>
+      <w:color w:val="605E5C"/>
+      <w:shd w:val="clear" w:color="auto" w:fill="E1DFDD"/>
+    </w:rPr>
+  </w:style>
 </w:styles>
 </file>
 
